--- a/docs/Settings_File.docx
+++ b/docs/Settings_File.docx
@@ -2104,6 +2104,69 @@
             </w:r>
             <w:r>
               <w:t xml:space="preserve">(Help &gt; Logging)</w:t>
+            </w:r>
+          </w:p>
+        </w:tc>
+      </w:tr>
+      <w:tr>
+        <w:tc>
+          <w:tcPr/>
+          <w:p>
+            <w:pPr>
+              <w:pStyle w:val="Compact"/>
+            </w:pPr>
+            <w:r>
+              <w:rPr>
+                <w:rStyle w:val="VerbatimChar"/>
+              </w:rPr>
+              <w:t xml:space="preserve">[General]</w:t>
+            </w:r>
+          </w:p>
+        </w:tc>
+        <w:tc>
+          <w:tcPr/>
+          <w:p>
+            <w:pPr>
+              <w:pStyle w:val="Compact"/>
+            </w:pPr>
+            <w:r>
+              <w:rPr>
+                <w:rStyle w:val="VerbatimChar"/>
+              </w:rPr>
+              <w:t xml:space="preserve">ProfileName</w:t>
+            </w:r>
+          </w:p>
+        </w:tc>
+        <w:tc>
+          <w:tcPr/>
+          <w:p>
+            <w:pPr>
+              <w:pStyle w:val="Compact"/>
+            </w:pPr>
+            <w:r>
+              <w:t xml:space="preserve">text</w:t>
+            </w:r>
+          </w:p>
+        </w:tc>
+        <w:tc>
+          <w:tcPr/>
+          <w:p>
+            <w:pPr>
+              <w:pStyle w:val="Compact"/>
+            </w:pPr>
+            <w:r>
+              <w:t xml:space="preserve">(empty)</w:t>
+            </w:r>
+          </w:p>
+        </w:tc>
+        <w:tc>
+          <w:tcPr/>
+          <w:p>
+            <w:pPr>
+              <w:pStyle w:val="Compact"/>
+            </w:pPr>
+            <w:r>
+              <w:t xml:space="preserve">User profile loaded or saved last; File &gt; User Profiles &gt; Save suggests it</w:t>
             </w:r>
           </w:p>
         </w:tc>

--- a/docs/Settings_File.docx
+++ b/docs/Settings_File.docx
@@ -5250,7 +5250,16 @@
               <w:t xml:space="preserve"> </w:t>
             </w:r>
             <w:r>
-              <w:t xml:space="preserve">for JPEG auto profile, Directory Maker, DNG Converter, JPEG resolution and every plug-in library found (key = file name without</w:t>
+              <w:t xml:space="preserve">for JPEG auto profile, Directory Maker, JPEG resolution, every program plug-in (</w:t>
+            </w:r>
+            <w:r>
+              <w:rPr>
+                <w:rStyle w:val="VerbatimChar"/>
+              </w:rPr>
+              <w:t xml:space="preserve">.plugin.ini</w:t>
+            </w:r>
+            <w:r>
+              <w:t xml:space="preserve">) and every plug-in library found (key = file name without</w:t>
             </w:r>
             <w:r>
               <w:t xml:space="preserve"> </w:t>
@@ -5277,7 +5286,7 @@
               <w:t xml:space="preserve">=0</w:t>
             </w:r>
             <w:r>
-              <w:t xml:space="preserve">). The order is the order of the Plug-ins list. An old</w:t>
+              <w:t xml:space="preserve">). The order is the order of the Plug-ins list. Old</w:t>
             </w:r>
             <w:r>
               <w:t xml:space="preserve"> </w:t>
@@ -5292,7 +5301,22 @@
               <w:t xml:space="preserve"> </w:t>
             </w:r>
             <w:r>
-              <w:t xml:space="preserve">line is removed when the file is read</w:t>
+              <w:t xml:space="preserve">and</w:t>
+            </w:r>
+            <w:r>
+              <w:t xml:space="preserve"> </w:t>
+            </w:r>
+            <w:r>
+              <w:rPr>
+                <w:rStyle w:val="VerbatimChar"/>
+              </w:rPr>
+              <w:t xml:space="preserve">DNG Converter=</w:t>
+            </w:r>
+            <w:r>
+              <w:t xml:space="preserve"> </w:t>
+            </w:r>
+            <w:r>
+              <w:t xml:space="preserve">lines are removed when the file is read</w:t>
             </w:r>
           </w:p>
         </w:tc>
@@ -5397,7 +5421,44 @@
               <w:t xml:space="preserve">%3B</w:t>
             </w:r>
             <w:r>
-              <w:t xml:space="preserve">)</w:t>
+              <w:t xml:space="preserve">).</w:t>
+            </w:r>
+            <w:r>
+              <w:t xml:space="preserve"> </w:t>
+            </w:r>
+            <w:r>
+              <w:rPr>
+                <w:b/>
+                <w:bCs/>
+              </w:rPr>
+              <w:t xml:space="preserve">JPEG auto profile:</w:t>
+            </w:r>
+            <w:r>
+              <w:t xml:space="preserve"> </w:t>
+            </w:r>
+            <w:r>
+              <w:rPr>
+                <w:rStyle w:val="VerbatimChar"/>
+              </w:rPr>
+              <w:t xml:space="preserve">Default=&lt;profile&gt;;Replace=0/1;Cam.&lt;camera model&gt;=&lt;profile&gt;</w:t>
+            </w:r>
+            <w:r>
+              <w:t xml:space="preserve">. A program plug-in:</w:t>
+            </w:r>
+            <w:r>
+              <w:t xml:space="preserve"> </w:t>
+            </w:r>
+            <w:r>
+              <w:rPr>
+                <w:rStyle w:val="VerbatimChar"/>
+              </w:rPr>
+              <w:t xml:space="preserve">Program=&lt;path&gt;</w:t>
+            </w:r>
+            <w:r>
+              <w:t xml:space="preserve"> </w:t>
+            </w:r>
+            <w:r>
+              <w:t xml:space="preserve">when chosen with Setup…</w:t>
             </w:r>
           </w:p>
         </w:tc>

--- a/docs/Settings_File.docx
+++ b/docs/Settings_File.docx
@@ -5352,7 +5352,19 @@
               <w:t xml:space="preserve"> </w:t>
             </w:r>
             <w:r>
-              <w:t xml:space="preserve">settings for the plug-ins (for example the Directory Maker folder names). For a plug-in library: its prompt values as</w:t>
+              <w:t xml:space="preserve">settings for the plug-ins (for example</w:t>
+            </w:r>
+            <w:r>
+              <w:t xml:space="preserve"> </w:t>
+            </w:r>
+            <w:r>
+              <w:rPr>
+                <w:rStyle w:val="VerbatimChar"/>
+              </w:rPr>
+              <w:t xml:space="preserve">Directory Maker=Edit, Web</w:t>
+            </w:r>
+            <w:r>
+              <w:t xml:space="preserve">: the folders it creates next to the download folder). For a plug-in library: its prompt values as</w:t>
             </w:r>
             <w:r>
               <w:t xml:space="preserve"> </w:t>

--- a/docs/Settings_File.docx
+++ b/docs/Settings_File.docx
@@ -5455,7 +5455,47 @@
               <w:t xml:space="preserve">Default=&lt;profile&gt;;Replace=0/1;Cam.&lt;camera model&gt;=&lt;profile&gt;</w:t>
             </w:r>
             <w:r>
-              <w:t xml:space="preserve">. A program plug-in:</w:t>
+              <w:t xml:space="preserve">.</w:t>
+            </w:r>
+            <w:r>
+              <w:t xml:space="preserve"> </w:t>
+            </w:r>
+            <w:r>
+              <w:rPr>
+                <w:b/>
+                <w:bCs/>
+              </w:rPr>
+              <w:t xml:space="preserve">JPEG resolution:</w:t>
+            </w:r>
+            <w:r>
+              <w:t xml:space="preserve"> </w:t>
+            </w:r>
+            <w:r>
+              <w:rPr>
+                <w:rStyle w:val="VerbatimChar"/>
+              </w:rPr>
+              <w:t xml:space="preserve">Value=&lt;number&gt;;Unit=dpi</w:t>
+            </w:r>
+            <w:r>
+              <w:t xml:space="preserve"> </w:t>
+            </w:r>
+            <w:r>
+              <w:t xml:space="preserve">or</w:t>
+            </w:r>
+            <w:r>
+              <w:t xml:space="preserve"> </w:t>
+            </w:r>
+            <w:r>
+              <w:rPr>
+                <w:rStyle w:val="VerbatimChar"/>
+              </w:rPr>
+              <w:t xml:space="preserve">Unit=cm</w:t>
+            </w:r>
+            <w:r>
+              <w:t xml:space="preserve"> </w:t>
+            </w:r>
+            <w:r>
+              <w:t xml:space="preserve">(a dot as decimal separator; 300 dpi when empty). A program plug-in:</w:t>
             </w:r>
             <w:r>
               <w:t xml:space="preserve"> </w:t>

--- a/docs/Settings_File.docx
+++ b/docs/Settings_File.docx
@@ -5433,7 +5433,35 @@
               <w:t xml:space="preserve">%3B</w:t>
             </w:r>
             <w:r>
-              <w:t xml:space="preserve">).</w:t>
+              <w:t xml:space="preserve">); a list the user edited with</w:t>
+            </w:r>
+            <w:r>
+              <w:t xml:space="preserve"> </w:t>
+            </w:r>
+            <w:r>
+              <w:rPr>
+                <w:b/>
+                <w:bCs/>
+              </w:rPr>
+              <w:t xml:space="preserve">Edit list…</w:t>
+            </w:r>
+            <w:r>
+              <w:t xml:space="preserve"> </w:t>
+            </w:r>
+            <w:r>
+              <w:t xml:space="preserve">is kept as</w:t>
+            </w:r>
+            <w:r>
+              <w:t xml:space="preserve"> </w:t>
+            </w:r>
+            <w:r>
+              <w:rPr>
+                <w:rStyle w:val="VerbatimChar"/>
+              </w:rPr>
+              <w:t xml:space="preserve">List.&lt;key&gt;=CODE:Descriptor,CODE:Descriptor</w:t>
+            </w:r>
+            <w:r>
+              <w:t xml:space="preserve">.</w:t>
             </w:r>
             <w:r>
               <w:t xml:space="preserve"> </w:t>
